--- a/rapports/2026-06-06/EQ30/EQ30_sup_v2/DR_101101000086/79-24-99-57.docx
+++ b/rapports/2026-06-06/EQ30/EQ30_sup_v2/DR_101101000086/79-24-99-57.docx
@@ -297,7 +297,7 @@
           <w:color w:val="1F6FEB"/>
           <w:sz w:val="22"/>
         </w:rPr>
-        <w:t>⚠ INCOHÉRENCES À CORRIGER (46)</w:t>
+        <w:t>⚠ INCOHÉRENCES À CORRIGER (41)</w:t>
       </w:r>
     </w:p>
     <w:tbl>
@@ -1025,186 +1025,6 @@
                 <w:i w:val="0"/>
                 <w:sz w:val="17"/>
               </w:rPr>
-              <w:t>Incohérence!!! seulement les écoles privées paient les frais de scolarité (y compris les frais d'inscription).</w:t>
-            </w:r>
-          </w:p>
-        </w:tc>
-      </w:tr>
-      <w:tr>
-        <w:tc>
-          <w:tcPr>
-            <w:tcW w:type="dxa" w:w="964"/>
-          </w:tcPr>
-          <w:p>
-            <w:r>
-              <w:rPr>
-                <w:b/>
-                <w:i w:val="0"/>
-                <w:color w:val="DC2626"/>
-                <w:sz w:val="16"/>
-              </w:rPr>
-              <w:t>Haute</w:t>
-            </w:r>
-          </w:p>
-        </w:tc>
-        <w:tc>
-          <w:tcPr>
-            <w:tcW w:type="dxa" w:w="1247"/>
-          </w:tcPr>
-          <w:p>
-            <w:r>
-              <w:rPr>
-                <w:b/>
-                <w:i w:val="0"/>
-                <w:sz w:val="16"/>
-              </w:rPr>
-              <w:t>S02</w:t>
-              <w:br/>
-            </w:r>
-            <w:r>
-              <w:rPr>
-                <w:b w:val="0"/>
-                <w:i w:val="0"/>
-                <w:color w:val="64748B"/>
-                <w:sz w:val="14"/>
-              </w:rPr>
-              <w:t>Éducation</w:t>
-            </w:r>
-          </w:p>
-        </w:tc>
-        <w:tc>
-          <w:tcPr>
-            <w:tcW w:type="dxa" w:w="1531"/>
-          </w:tcPr>
-          <w:p>
-            <w:r>
-              <w:rPr>
-                <w:b/>
-                <w:i w:val="0"/>
-                <w:color w:val="16A34A"/>
-                <w:sz w:val="16"/>
-              </w:rPr>
-              <w:t>s01q32, s01q36, s01q38, s04q37_modif, s02q33, s02q34, s01q00b</w:t>
-            </w:r>
-          </w:p>
-        </w:tc>
-        <w:tc>
-          <w:tcPr>
-            <w:tcW w:type="dxa" w:w="1191"/>
-          </w:tcPr>
-          <w:p>
-            <w:r>
-              <w:rPr>
-                <w:b w:val="0"/>
-                <w:i w:val="0"/>
-                <w:color w:val="64748B"/>
-                <w:sz w:val="16"/>
-              </w:rPr>
-              <w:t>GT-CQ</w:t>
-            </w:r>
-          </w:p>
-        </w:tc>
-        <w:tc>
-          <w:tcPr>
-            <w:tcW w:type="dxa" w:w="4706"/>
-          </w:tcPr>
-          <w:p>
-            <w:r>
-              <w:rPr>
-                <w:b w:val="0"/>
-                <w:i w:val="0"/>
-                <w:sz w:val="17"/>
-              </w:rPr>
-              <w:t>Peu probable!!! Vu l'âge (16 ans) de Fatoumata Balde ou l'année à laquelle Fatoumata Balde a fréquenté l'école pour la dernière fois (.) le dernier diplome de Fatoumata Balde ne peut être le Certificat d'études primaires (CEP), prière de corriger cette incohérence ou confirmer avec le QG.</w:t>
-            </w:r>
-          </w:p>
-        </w:tc>
-      </w:tr>
-      <w:tr>
-        <w:tc>
-          <w:tcPr>
-            <w:tcW w:type="dxa" w:w="964"/>
-          </w:tcPr>
-          <w:p>
-            <w:r>
-              <w:rPr>
-                <w:b/>
-                <w:i w:val="0"/>
-                <w:color w:val="DC2626"/>
-                <w:sz w:val="16"/>
-              </w:rPr>
-              <w:t>Haute</w:t>
-            </w:r>
-          </w:p>
-        </w:tc>
-        <w:tc>
-          <w:tcPr>
-            <w:tcW w:type="dxa" w:w="1247"/>
-          </w:tcPr>
-          <w:p>
-            <w:r>
-              <w:rPr>
-                <w:b/>
-                <w:i w:val="0"/>
-                <w:sz w:val="16"/>
-              </w:rPr>
-              <w:t>S02</w:t>
-              <w:br/>
-            </w:r>
-            <w:r>
-              <w:rPr>
-                <w:b w:val="0"/>
-                <w:i w:val="0"/>
-                <w:color w:val="64748B"/>
-                <w:sz w:val="14"/>
-              </w:rPr>
-              <w:t>Éducation</w:t>
-            </w:r>
-          </w:p>
-        </w:tc>
-        <w:tc>
-          <w:tcPr>
-            <w:tcW w:type="dxa" w:w="1531"/>
-          </w:tcPr>
-          <w:p>
-            <w:r>
-              <w:rPr>
-                <w:b/>
-                <w:i w:val="0"/>
-                <w:color w:val="16A34A"/>
-                <w:sz w:val="16"/>
-              </w:rPr>
-              <w:t>—</w:t>
-            </w:r>
-          </w:p>
-        </w:tc>
-        <w:tc>
-          <w:tcPr>
-            <w:tcW w:type="dxa" w:w="1191"/>
-          </w:tcPr>
-          <w:p>
-            <w:r>
-              <w:rPr>
-                <w:b w:val="0"/>
-                <w:i w:val="0"/>
-                <w:color w:val="64748B"/>
-                <w:sz w:val="16"/>
-              </w:rPr>
-              <w:t>GT-CQ</w:t>
-            </w:r>
-          </w:p>
-        </w:tc>
-        <w:tc>
-          <w:tcPr>
-            <w:tcW w:type="dxa" w:w="4706"/>
-          </w:tcPr>
-          <w:p>
-            <w:r>
-              <w:rPr>
-                <w:b w:val="0"/>
-                <w:i w:val="0"/>
-                <w:sz w:val="17"/>
-              </w:rPr>
               <w:t>Incoherent!!! Le niveau d'études suivi par Mariama Kande  au cours de l'année 2024/2025 est Secondaire 1 (Moyen) Général mais il déclare en 2.11 qu'il a obtenu comme résultat le Diplômé, études achevées.</w:t>
             </w:r>
           </w:p>
@@ -1386,6 +1206,96 @@
                 <w:sz w:val="17"/>
               </w:rPr>
               <w:t>Peu probable!!! Vu l'âge (15 ans) de Mariama Kande ou l'année à laquelle Mariama Kande a fréquenté l'école pour la dernière fois (.) le dernier diplome de Mariama Kande ne peut être le Certificat d'études primaires (CEP), prière de corriger cette incohérence ou confirmer avec le QG.</w:t>
+            </w:r>
+          </w:p>
+        </w:tc>
+      </w:tr>
+      <w:tr>
+        <w:tc>
+          <w:tcPr>
+            <w:tcW w:type="dxa" w:w="964"/>
+          </w:tcPr>
+          <w:p>
+            <w:r>
+              <w:rPr>
+                <w:b/>
+                <w:i w:val="0"/>
+                <w:color w:val="DC2626"/>
+                <w:sz w:val="16"/>
+              </w:rPr>
+              <w:t>Haute</w:t>
+            </w:r>
+          </w:p>
+        </w:tc>
+        <w:tc>
+          <w:tcPr>
+            <w:tcW w:type="dxa" w:w="1247"/>
+          </w:tcPr>
+          <w:p>
+            <w:r>
+              <w:rPr>
+                <w:b/>
+                <w:i w:val="0"/>
+                <w:sz w:val="16"/>
+              </w:rPr>
+              <w:t>S02</w:t>
+              <w:br/>
+            </w:r>
+            <w:r>
+              <w:rPr>
+                <w:b w:val="0"/>
+                <w:i w:val="0"/>
+                <w:color w:val="64748B"/>
+                <w:sz w:val="14"/>
+              </w:rPr>
+              <w:t>Éducation</w:t>
+            </w:r>
+          </w:p>
+        </w:tc>
+        <w:tc>
+          <w:tcPr>
+            <w:tcW w:type="dxa" w:w="1531"/>
+          </w:tcPr>
+          <w:p>
+            <w:r>
+              <w:rPr>
+                <w:b/>
+                <w:i w:val="0"/>
+                <w:color w:val="16A34A"/>
+                <w:sz w:val="16"/>
+              </w:rPr>
+              <w:t>s01q32, s01q36, s01q38, s04q37_modif, s02q33, s02q34, s01q00b</w:t>
+            </w:r>
+          </w:p>
+        </w:tc>
+        <w:tc>
+          <w:tcPr>
+            <w:tcW w:type="dxa" w:w="1191"/>
+          </w:tcPr>
+          <w:p>
+            <w:r>
+              <w:rPr>
+                <w:b w:val="0"/>
+                <w:i w:val="0"/>
+                <w:color w:val="64748B"/>
+                <w:sz w:val="16"/>
+              </w:rPr>
+              <w:t>GT-CQ</w:t>
+            </w:r>
+          </w:p>
+        </w:tc>
+        <w:tc>
+          <w:tcPr>
+            <w:tcW w:type="dxa" w:w="4706"/>
+          </w:tcPr>
+          <w:p>
+            <w:r>
+              <w:rPr>
+                <w:b w:val="0"/>
+                <w:i w:val="0"/>
+                <w:sz w:val="17"/>
+              </w:rPr>
+              <w:t>Peu probable!!! Vu l'âge (16 ans) de Fatoumata Balde ou l'année à laquelle Fatoumata Balde a fréquenté l'école pour la dernière fois (.) le dernier diplome de Fatoumata Balde ne peut être le Certificat d'études primaires (CEP), prière de corriger cette incohérence ou confirmer avec le QG.</w:t>
             </w:r>
           </w:p>
         </w:tc>
@@ -2524,96 +2434,6 @@
                 <w:color w:val="16A34A"/>
                 <w:sz w:val="16"/>
               </w:rPr>
-              <w:t>—</w:t>
-            </w:r>
-          </w:p>
-        </w:tc>
-        <w:tc>
-          <w:tcPr>
-            <w:tcW w:type="dxa" w:w="1191"/>
-          </w:tcPr>
-          <w:p>
-            <w:r>
-              <w:rPr>
-                <w:b w:val="0"/>
-                <w:i w:val="0"/>
-                <w:color w:val="64748B"/>
-                <w:sz w:val="16"/>
-              </w:rPr>
-              <w:t>GT-CQ</w:t>
-            </w:r>
-          </w:p>
-        </w:tc>
-        <w:tc>
-          <w:tcPr>
-            <w:tcW w:type="dxa" w:w="4706"/>
-          </w:tcPr>
-          <w:p>
-            <w:r>
-              <w:rPr>
-                <w:b w:val="0"/>
-                <w:i w:val="0"/>
-                <w:sz w:val="17"/>
-              </w:rPr>
-              <w:t>veuillez, s'il vous plait, confirmer les frais de scolarité ( 1500 FCFA) payée de Mariama Diamanka avec le QG ou apporter les corrections nécessaires.</w:t>
-            </w:r>
-          </w:p>
-        </w:tc>
-      </w:tr>
-      <w:tr>
-        <w:tc>
-          <w:tcPr>
-            <w:tcW w:type="dxa" w:w="964"/>
-          </w:tcPr>
-          <w:p>
-            <w:r>
-              <w:rPr>
-                <w:b/>
-                <w:i w:val="0"/>
-                <w:color w:val="EA580C"/>
-                <w:sz w:val="16"/>
-              </w:rPr>
-              <w:t>Moyenne</w:t>
-            </w:r>
-          </w:p>
-        </w:tc>
-        <w:tc>
-          <w:tcPr>
-            <w:tcW w:type="dxa" w:w="1247"/>
-          </w:tcPr>
-          <w:p>
-            <w:r>
-              <w:rPr>
-                <w:b/>
-                <w:i w:val="0"/>
-                <w:sz w:val="16"/>
-              </w:rPr>
-              <w:t>S02</w:t>
-              <w:br/>
-            </w:r>
-            <w:r>
-              <w:rPr>
-                <w:b w:val="0"/>
-                <w:i w:val="0"/>
-                <w:color w:val="64748B"/>
-                <w:sz w:val="14"/>
-              </w:rPr>
-              <w:t>Éducation</w:t>
-            </w:r>
-          </w:p>
-        </w:tc>
-        <w:tc>
-          <w:tcPr>
-            <w:tcW w:type="dxa" w:w="1531"/>
-          </w:tcPr>
-          <w:p>
-            <w:r>
-              <w:rPr>
-                <w:b/>
-                <w:i w:val="0"/>
-                <w:color w:val="16A34A"/>
-                <w:sz w:val="16"/>
-              </w:rPr>
               <w:t>s01q63, s00q04, s02q25, s01q00b, s02q17_2, s02q15_2</w:t>
             </w:r>
           </w:p>
@@ -2704,96 +2524,6 @@
                 <w:color w:val="16A34A"/>
                 <w:sz w:val="16"/>
               </w:rPr>
-              <w:t>—</w:t>
-            </w:r>
-          </w:p>
-        </w:tc>
-        <w:tc>
-          <w:tcPr>
-            <w:tcW w:type="dxa" w:w="1191"/>
-          </w:tcPr>
-          <w:p>
-            <w:r>
-              <w:rPr>
-                <w:b w:val="0"/>
-                <w:i w:val="0"/>
-                <w:color w:val="64748B"/>
-                <w:sz w:val="16"/>
-              </w:rPr>
-              <w:t>GT-CQ</w:t>
-            </w:r>
-          </w:p>
-        </w:tc>
-        <w:tc>
-          <w:tcPr>
-            <w:tcW w:type="dxa" w:w="4706"/>
-          </w:tcPr>
-          <w:p>
-            <w:r>
-              <w:rPr>
-                <w:b w:val="0"/>
-                <w:i w:val="0"/>
-                <w:sz w:val="17"/>
-              </w:rPr>
-              <w:t>veuillez, s'il vous plait, confirmer les frais de scolarité ( 1500 FCFA) payée de Mountaga Diamanka avec le QG ou apporter les corrections nécessaires.</w:t>
-            </w:r>
-          </w:p>
-        </w:tc>
-      </w:tr>
-      <w:tr>
-        <w:tc>
-          <w:tcPr>
-            <w:tcW w:type="dxa" w:w="964"/>
-          </w:tcPr>
-          <w:p>
-            <w:r>
-              <w:rPr>
-                <w:b/>
-                <w:i w:val="0"/>
-                <w:color w:val="EA580C"/>
-                <w:sz w:val="16"/>
-              </w:rPr>
-              <w:t>Moyenne</w:t>
-            </w:r>
-          </w:p>
-        </w:tc>
-        <w:tc>
-          <w:tcPr>
-            <w:tcW w:type="dxa" w:w="1247"/>
-          </w:tcPr>
-          <w:p>
-            <w:r>
-              <w:rPr>
-                <w:b/>
-                <w:i w:val="0"/>
-                <w:sz w:val="16"/>
-              </w:rPr>
-              <w:t>S02</w:t>
-              <w:br/>
-            </w:r>
-            <w:r>
-              <w:rPr>
-                <w:b w:val="0"/>
-                <w:i w:val="0"/>
-                <w:color w:val="64748B"/>
-                <w:sz w:val="14"/>
-              </w:rPr>
-              <w:t>Éducation</w:t>
-            </w:r>
-          </w:p>
-        </w:tc>
-        <w:tc>
-          <w:tcPr>
-            <w:tcW w:type="dxa" w:w="1531"/>
-          </w:tcPr>
-          <w:p>
-            <w:r>
-              <w:rPr>
-                <w:b/>
-                <w:i w:val="0"/>
-                <w:color w:val="16A34A"/>
-                <w:sz w:val="16"/>
-              </w:rPr>
               <w:t>s01q63, s00q04, s02q25, s01q00b, s02q17_2, s02q15_2</w:t>
             </w:r>
           </w:p>
@@ -2826,186 +2556,6 @@
                 <w:sz w:val="17"/>
               </w:rPr>
               <w:t>Dans les milieux urbains c'est peu probable de voir une école dont les élèves ou étudiants ne dépensent pas en frais d'uniformes, prière de verifier pour Mountaga Diamanka qui fréquente 5ème année de Primaire et corriger ou confirmer avec le QG.</w:t>
-            </w:r>
-          </w:p>
-        </w:tc>
-      </w:tr>
-      <w:tr>
-        <w:tc>
-          <w:tcPr>
-            <w:tcW w:type="dxa" w:w="964"/>
-          </w:tcPr>
-          <w:p>
-            <w:r>
-              <w:rPr>
-                <w:b/>
-                <w:i w:val="0"/>
-                <w:color w:val="EA580C"/>
-                <w:sz w:val="16"/>
-              </w:rPr>
-              <w:t>Moyenne</w:t>
-            </w:r>
-          </w:p>
-        </w:tc>
-        <w:tc>
-          <w:tcPr>
-            <w:tcW w:type="dxa" w:w="1247"/>
-          </w:tcPr>
-          <w:p>
-            <w:r>
-              <w:rPr>
-                <w:b/>
-                <w:i w:val="0"/>
-                <w:sz w:val="16"/>
-              </w:rPr>
-              <w:t>S02</w:t>
-              <w:br/>
-            </w:r>
-            <w:r>
-              <w:rPr>
-                <w:b w:val="0"/>
-                <w:i w:val="0"/>
-                <w:color w:val="64748B"/>
-                <w:sz w:val="14"/>
-              </w:rPr>
-              <w:t>Éducation</w:t>
-            </w:r>
-          </w:p>
-        </w:tc>
-        <w:tc>
-          <w:tcPr>
-            <w:tcW w:type="dxa" w:w="1531"/>
-          </w:tcPr>
-          <w:p>
-            <w:r>
-              <w:rPr>
-                <w:b/>
-                <w:i w:val="0"/>
-                <w:color w:val="16A34A"/>
-                <w:sz w:val="16"/>
-              </w:rPr>
-              <w:t>—</w:t>
-            </w:r>
-          </w:p>
-        </w:tc>
-        <w:tc>
-          <w:tcPr>
-            <w:tcW w:type="dxa" w:w="1191"/>
-          </w:tcPr>
-          <w:p>
-            <w:r>
-              <w:rPr>
-                <w:b w:val="0"/>
-                <w:i w:val="0"/>
-                <w:color w:val="64748B"/>
-                <w:sz w:val="16"/>
-              </w:rPr>
-              <w:t>GT-CQ</w:t>
-            </w:r>
-          </w:p>
-        </w:tc>
-        <w:tc>
-          <w:tcPr>
-            <w:tcW w:type="dxa" w:w="4706"/>
-          </w:tcPr>
-          <w:p>
-            <w:r>
-              <w:rPr>
-                <w:b w:val="0"/>
-                <w:i w:val="0"/>
-                <w:sz w:val="17"/>
-              </w:rPr>
-              <w:t>veuillez, s'il vous plait, confirmer les frais de scolarité ( 5000 FCFA) payée de Fatoumata Balde avec le QG ou apporter les corrections nécessaires.</w:t>
-            </w:r>
-          </w:p>
-        </w:tc>
-      </w:tr>
-      <w:tr>
-        <w:tc>
-          <w:tcPr>
-            <w:tcW w:type="dxa" w:w="964"/>
-          </w:tcPr>
-          <w:p>
-            <w:r>
-              <w:rPr>
-                <w:b/>
-                <w:i w:val="0"/>
-                <w:color w:val="EA580C"/>
-                <w:sz w:val="16"/>
-              </w:rPr>
-              <w:t>Moyenne</w:t>
-            </w:r>
-          </w:p>
-        </w:tc>
-        <w:tc>
-          <w:tcPr>
-            <w:tcW w:type="dxa" w:w="1247"/>
-          </w:tcPr>
-          <w:p>
-            <w:r>
-              <w:rPr>
-                <w:b/>
-                <w:i w:val="0"/>
-                <w:sz w:val="16"/>
-              </w:rPr>
-              <w:t>S02</w:t>
-              <w:br/>
-            </w:r>
-            <w:r>
-              <w:rPr>
-                <w:b w:val="0"/>
-                <w:i w:val="0"/>
-                <w:color w:val="64748B"/>
-                <w:sz w:val="14"/>
-              </w:rPr>
-              <w:t>Éducation</w:t>
-            </w:r>
-          </w:p>
-        </w:tc>
-        <w:tc>
-          <w:tcPr>
-            <w:tcW w:type="dxa" w:w="1531"/>
-          </w:tcPr>
-          <w:p>
-            <w:r>
-              <w:rPr>
-                <w:b/>
-                <w:i w:val="0"/>
-                <w:color w:val="16A34A"/>
-                <w:sz w:val="16"/>
-              </w:rPr>
-              <w:t>—</w:t>
-            </w:r>
-          </w:p>
-        </w:tc>
-        <w:tc>
-          <w:tcPr>
-            <w:tcW w:type="dxa" w:w="1191"/>
-          </w:tcPr>
-          <w:p>
-            <w:r>
-              <w:rPr>
-                <w:b w:val="0"/>
-                <w:i w:val="0"/>
-                <w:color w:val="64748B"/>
-                <w:sz w:val="16"/>
-              </w:rPr>
-              <w:t>GT-CQ</w:t>
-            </w:r>
-          </w:p>
-        </w:tc>
-        <w:tc>
-          <w:tcPr>
-            <w:tcW w:type="dxa" w:w="4706"/>
-          </w:tcPr>
-          <w:p>
-            <w:r>
-              <w:rPr>
-                <w:b w:val="0"/>
-                <w:i w:val="0"/>
-                <w:sz w:val="17"/>
-              </w:rPr>
-              <w:t>veuillez, s'il vous plait, confirmer les frais de scolarité ( 5000 FCFA) payée de Mariama Kande avec le QG ou apporter les corrections nécessaires.</w:t>
             </w:r>
           </w:p>
         </w:tc>
